--- a/Files/01 - Bereshis/11 - Vayechi/5783/Vayechi 5783.docx
+++ b/Files/01 - Bereshis/11 - Vayechi/5783/Vayechi 5783.docx
@@ -205,7 +205,7 @@
         <w:rPr>
           <w:rFonts w:ascii="Times New Roman" w:hAnsi="Times New Roman" w:cs="Times New Roman"/>
         </w:rPr>
-        <w:t xml:space="preserve">. We are called </w:t>
+        <w:t>. We are called</w:t>
       </w:r>
       <w:r>
         <w:rPr>
@@ -499,7 +499,7 @@
           <w:rFonts w:ascii="Times New Roman" w:hAnsi="Times New Roman" w:cs="Times New Roman"/>
           <w:rtl/>
         </w:rPr>
-        <w:t>תנ״ך</w:t>
+        <w:t>תנ"ך</w:t>
       </w:r>
       <w:r>
         <w:rPr>
@@ -937,7 +937,7 @@
         <w:rPr>
           <w:rFonts w:ascii="Times New Roman" w:hAnsi="Times New Roman" w:cs="Times New Roman"/>
         </w:rPr>
-        <w:t xml:space="preserve"> transcends the bounds of time. Though thousands of years have passed since the days of </w:t>
+        <w:t xml:space="preserve"> transcends the bounds of time. Though thousands of years have passed since the days of</w:t>
       </w:r>
       <w:r>
         <w:rPr>
@@ -1336,7 +1336,7 @@
           <w:rFonts w:ascii="Times New Roman" w:hAnsi="Times New Roman" w:cs="Times New Roman"/>
           <w:rtl/>
         </w:rPr>
-        <w:t>ש״ך</w:t>
+        <w:t>ש"ך</w:t>
       </w:r>
       <w:r>
         <w:rPr>
@@ -1349,7 +1349,7 @@
           <w:rFonts w:ascii="Times New Roman" w:hAnsi="Times New Roman" w:cs="Times New Roman"/>
           <w:rtl/>
         </w:rPr>
-        <w:t>רבינו תם, רש״י</w:t>
+        <w:t>רבינו תם, רש"י</w:t>
       </w:r>
       <w:r>
         <w:rPr>
@@ -1362,7 +1362,7 @@
           <w:rFonts w:ascii="Times New Roman" w:hAnsi="Times New Roman" w:cs="Times New Roman"/>
           <w:rtl/>
         </w:rPr>
-        <w:t>רמב״ם</w:t>
+        <w:t>רמב"ם</w:t>
       </w:r>
       <w:r>
         <w:rPr>
@@ -1375,7 +1375,7 @@
           <w:rFonts w:ascii="Times New Roman" w:hAnsi="Times New Roman" w:cs="Times New Roman"/>
           <w:rtl/>
         </w:rPr>
-        <w:t>ראב״ד</w:t>
+        <w:t>ראב"ד</w:t>
       </w:r>
       <w:r>
         <w:rPr>
@@ -1388,7 +1388,7 @@
           <w:rFonts w:ascii="Times New Roman" w:hAnsi="Times New Roman" w:cs="Times New Roman"/>
           <w:rtl/>
         </w:rPr>
-        <w:t>רשב״א</w:t>
+        <w:t>רשב"א</w:t>
       </w:r>
       <w:r>
         <w:rPr>
@@ -1414,7 +1414,7 @@
           <w:rFonts w:ascii="Times New Roman" w:hAnsi="Times New Roman" w:cs="Times New Roman"/>
           <w:rtl/>
         </w:rPr>
-        <w:t>רמב״ם</w:t>
+        <w:t>רמב"ם</w:t>
       </w:r>
       <w:r>
         <w:rPr>
@@ -1440,7 +1440,7 @@
           <w:rFonts w:ascii="Times New Roman" w:hAnsi="Times New Roman" w:cs="Times New Roman"/>
           <w:rtl/>
         </w:rPr>
-        <w:t>ראב״ד</w:t>
+        <w:t>ראב"ד</w:t>
       </w:r>
       <w:r>
         <w:rPr>
@@ -1453,7 +1453,7 @@
           <w:rFonts w:ascii="Times New Roman" w:hAnsi="Times New Roman" w:cs="Times New Roman"/>
           <w:rtl/>
         </w:rPr>
-        <w:t>רמב״ם</w:t>
+        <w:t>רמב"ם</w:t>
       </w:r>
       <w:r>
         <w:rPr>
@@ -1466,7 +1466,7 @@
           <w:rFonts w:ascii="Times New Roman" w:hAnsi="Times New Roman" w:cs="Times New Roman"/>
           <w:rtl/>
         </w:rPr>
-        <w:t>ראב״ד</w:t>
+        <w:t>ראב"ד</w:t>
       </w:r>
       <w:r>
         <w:rPr>
@@ -1491,7 +1491,7 @@
           <w:rFonts w:ascii="Times New Roman" w:hAnsi="Times New Roman" w:cs="Times New Roman"/>
           <w:rtl/>
         </w:rPr>
-        <w:t>רשב״א</w:t>
+        <w:t>רשב"א</w:t>
       </w:r>
       <w:r>
         <w:rPr>
@@ -1510,13 +1510,6 @@
           <w:rFonts w:ascii="Times New Roman" w:hAnsi="Times New Roman" w:cs="Times New Roman"/>
         </w:rPr>
         <w:t xml:space="preserve">. </w:t>
-      </w:r>
-      <w:r>
-        <w:rPr>
-          <w:rFonts w:ascii="Times New Roman" w:hAnsi="Times New Roman" w:cs="Times New Roman"/>
-          <w:rtl/>
-        </w:rPr>
-        <w:t xml:space="preserve">רבינו </w:t>
       </w:r>
       <w:r>
         <w:rPr>
